--- a/TC-form.docx
+++ b/TC-form.docx
@@ -93,8 +93,6 @@
                 <w:rPr>
                   <w:rFonts w:ascii="Segoe UI" w:hAnsi="Segoe UI" w:cs="Segoe UI"/>
                   <w:color w:val="1A1A1A"/>
-                  <w:sz w:val="21"/>
-                  <w:szCs w:val="21"/>
                 </w:rPr>
                 <w:alias w:val="Enter Student's Full Name"/>
                 <w:tag w:val="Enter Student's Full Name"/>
@@ -110,13 +108,7 @@
                   <w:rPr>
                     <w:rStyle w:val="PlaceholderText"/>
                   </w:rPr>
-                  <w:t xml:space="preserve">Click </w:t>
-                </w:r>
-                <w:r>
-                  <w:rPr>
-                    <w:rStyle w:val="PlaceholderText"/>
-                  </w:rPr>
-                  <w:t>to enter a student’s name.</w:t>
+                  <w:t>Click to enter a student’s name.</w:t>
                 </w:r>
               </w:sdtContent>
             </w:sdt>
@@ -478,6 +470,8 @@
                 <w:rPr>
                   <w:rStyle w:val="Heading1Char"/>
                   <w:color w:val="808080"/>
+                  <w:sz w:val="22"/>
+                  <w:szCs w:val="22"/>
                 </w:rPr>
                 <w:alias w:val="Select the type of degree or diploma"/>
                 <w:tag w:val="Select the type of degree or diploma"/>
@@ -578,42 +572,10 @@
                   <w:rPr>
                     <w:rStyle w:val="Heading1Char"/>
                     <w:color w:val="808080"/>
-                  </w:rPr>
-                  <w:t xml:space="preserve"> </w:t>
-                </w:r>
-                <w:r>
-                  <w:rPr>
-                    <w:rStyle w:val="Heading1Char"/>
-                    <w:color w:val="808080"/>
                     <w:sz w:val="22"/>
                     <w:szCs w:val="22"/>
                   </w:rPr>
-                  <w:t xml:space="preserve">Click to </w:t>
-                </w:r>
-                <w:r>
-                  <w:rPr>
-                    <w:rStyle w:val="Heading1Char"/>
-                    <w:color w:val="808080"/>
-                    <w:sz w:val="22"/>
-                    <w:szCs w:val="22"/>
-                  </w:rPr>
-                  <w:t>enter a type of degree</w:t>
-                </w:r>
-                <w:r>
-                  <w:rPr>
-                    <w:rStyle w:val="Heading1Char"/>
-                    <w:color w:val="808080"/>
-                    <w:sz w:val="22"/>
-                    <w:szCs w:val="22"/>
-                  </w:rPr>
-                  <w:t>.</w:t>
-                </w:r>
-                <w:r>
-                  <w:rPr>
-                    <w:rStyle w:val="Heading1Char"/>
-                    <w:color w:val="808080"/>
-                  </w:rPr>
-                  <w:t xml:space="preserve"> </w:t>
+                  <w:t xml:space="preserve"> Click to enter a type of degree. </w:t>
                 </w:r>
               </w:sdtContent>
             </w:sdt>
@@ -778,7 +740,7 @@
               <mc:AlternateContent>
                 <mc:Choice Requires="wps">
                   <w:drawing>
-                    <wp:anchor distT="0" distB="0" distL="114300" distR="114300" simplePos="0" relativeHeight="251660288" behindDoc="0" locked="0" layoutInCell="1" allowOverlap="1" wp14:anchorId="1C75800C" wp14:editId="688E4E50">
+                    <wp:anchor distT="0" distB="0" distL="114300" distR="114300" simplePos="0" relativeHeight="251660288" behindDoc="0" locked="0" layoutInCell="1" allowOverlap="1" wp14:anchorId="1C75800C" wp14:editId="3C2DC84C">
                       <wp:simplePos x="0" y="0"/>
                       <wp:positionH relativeFrom="column">
                         <wp:posOffset>2319655</wp:posOffset>
@@ -847,7 +809,7 @@
               <mc:AlternateContent>
                 <mc:Choice Requires="wps">
                   <w:drawing>
-                    <wp:anchor distT="0" distB="0" distL="114300" distR="114300" simplePos="0" relativeHeight="251659264" behindDoc="0" locked="0" layoutInCell="1" allowOverlap="1" wp14:anchorId="5805BC17" wp14:editId="755F2CFD">
+                    <wp:anchor distT="0" distB="0" distL="114300" distR="114300" simplePos="0" relativeHeight="251659264" behindDoc="0" locked="0" layoutInCell="1" allowOverlap="1" wp14:anchorId="5805BC17" wp14:editId="49C13950">
                       <wp:simplePos x="0" y="0"/>
                       <wp:positionH relativeFrom="column">
                         <wp:posOffset>1057275</wp:posOffset>
@@ -928,7 +890,7 @@
               <mc:AlternateContent>
                 <mc:Choice Requires="wps">
                   <w:drawing>
-                    <wp:anchor distT="0" distB="0" distL="114300" distR="114300" simplePos="0" relativeHeight="251661312" behindDoc="0" locked="0" layoutInCell="1" allowOverlap="1" wp14:anchorId="767234E5" wp14:editId="294A9831">
+                    <wp:anchor distT="0" distB="0" distL="114300" distR="114300" simplePos="0" relativeHeight="251661312" behindDoc="0" locked="0" layoutInCell="1" allowOverlap="1" wp14:anchorId="767234E5" wp14:editId="5209FBDF">
                       <wp:simplePos x="0" y="0"/>
                       <wp:positionH relativeFrom="column">
                         <wp:posOffset>10160</wp:posOffset>
@@ -974,18 +936,12 @@
                           </wps:wsp>
                         </a:graphicData>
                       </a:graphic>
-                      <wp14:sizeRelH relativeFrom="margin">
-                        <wp14:pctWidth>0</wp14:pctWidth>
-                      </wp14:sizeRelH>
-                      <wp14:sizeRelV relativeFrom="margin">
-                        <wp14:pctHeight>0</wp14:pctHeight>
-                      </wp14:sizeRelV>
                     </wp:anchor>
                   </w:drawing>
                 </mc:Choice>
                 <mc:Fallback>
                   <w:pict>
-                    <v:oval w14:anchorId="1F336E3B" id="Oval 1" o:spid="_x0000_s1026" style="position:absolute;margin-left:.8pt;margin-top:3.25pt;width:8.6pt;height:10.95pt;z-index:251661312;visibility:visible;mso-wrap-style:square;mso-width-percent:0;mso-height-percent:0;mso-wrap-distance-left:9pt;mso-wrap-distance-top:0;mso-wrap-distance-right:9pt;mso-wrap-distance-bottom:0;mso-position-horizontal:absolute;mso-position-horizontal-relative:text;mso-position-vertical:absolute;mso-position-vertical-relative:text;mso-width-percent:0;mso-height-percent:0;mso-width-relative:margin;mso-height-relative:margin;v-text-anchor:middle" o:gfxdata="UEsDBBQABgAIAAAAIQC2gziS/gAAAOEBAAATAAAAW0NvbnRlbnRfVHlwZXNdLnhtbJSRQU7DMBBF&#10;90jcwfIWJU67QAgl6YK0S0CoHGBkTxKLZGx5TGhvj5O2G0SRWNoz/78nu9wcxkFMGNg6quQqL6RA&#10;0s5Y6ir5vt9lD1JwBDIwOMJKHpHlpr69KfdHjyxSmriSfYz+USnWPY7AufNIadK6MEJMx9ApD/oD&#10;OlTrorhX2lFEilmcO2RdNtjC5xDF9pCuTyYBB5bi6bQ4syoJ3g9WQ0ymaiLzg5KdCXlKLjvcW893&#10;SUOqXwnz5DrgnHtJTxOsQfEKIT7DmDSUCaxw7Rqn8787ZsmRM9e2VmPeBN4uqYvTtW7jvijg9N/y&#10;JsXecLq0q+WD6m8AAAD//wMAUEsDBBQABgAIAAAAIQA4/SH/1gAAAJQBAAALAAAAX3JlbHMvLnJl&#10;bHOkkMFqwzAMhu+DvYPRfXGawxijTi+j0GvpHsDYimMaW0Yy2fr2M4PBMnrbUb/Q94l/f/hMi1qR&#10;JVI2sOt6UJgd+ZiDgffL8ekFlFSbvV0oo4EbChzGx4f9GRdb25HMsYhqlCwG5lrLq9biZkxWOiqY&#10;22YiTra2kYMu1l1tQD30/bPm3wwYN0x18gb45AdQl1tp5j/sFB2T0FQ7R0nTNEV3j6o9feQzro1i&#10;OWA14Fm+Q8a1a8+Bvu/d/dMb2JY5uiPbhG/ktn4cqGU/er3pcvwCAAD//wMAUEsDBBQABgAIAAAA&#10;IQCFNZlNXwIAAMUEAAAOAAAAZHJzL2Uyb0RvYy54bWysVE1v2zAMvQ/YfxB0X2xn6VdQpwhSdBhQ&#10;tAHSoWdGlmIB+pqkxMl+/SjZSdp1p2EXhRLpR/LxMbd3e63IjvsgralpNSop4YbZRppNTX+8PHy5&#10;piREMA0oa3hNDzzQu9nnT7edm/Kxba1quCcIYsK0czVtY3TTogis5RrCyDpu0Cms1xDx6jdF46FD&#10;dK2KcVleFp31jfOW8RDw9b530lnGF4Kz+CxE4JGommJtMZ8+n+t0FrNbmG48uFayoQz4hyo0SINJ&#10;T1D3EIFsvfwApSXzNlgRR8zqwgohGc89YDdV+Uc3qxYcz70gOcGdaAr/D5Y97VZu6ZGGzoVpQDN1&#10;sRdep1+sj+wzWYcTWXwfCcPHqrwZj5FShq7q6015eZHILM4fOx/iN241SUZNuVLShdQOTGH3GGIf&#10;fYxKz8Y+SKXySJQhHeKOr8qUAlAZQkFEU7umpsFsKAG1Qcmx6DNksEo26fMEFPxmvVCe7ADHPplc&#10;jReTPqiFhvev1UWJ0H0NQ3iu/h1OKu4eQtt/kl29YrSMKFsldU2vEeeEpExKz7PwhhbPvCZrbZvD&#10;0hNveyUGxx4kJnmEEJfgUXrYLq5TfMZDKIsc2MGipLX+19/eUzwqAr2UdChl5OfnFjynRH03qJWb&#10;ajJJ2s+XycVVmpp/61m/9ZitXlikrcLFdSybKT6qoym81a+4dfOUFV1gGObuJzFcFrFfMdxbxufz&#10;HIZ6dxAfzcqxBJ54SvS+7F/Bu0EjEcX1ZI+y/6CTPrZXynwbrZBZRGdecYLpgruSZznsdVrGt/cc&#10;df73mf0GAAD//wMAUEsDBBQABgAIAAAAIQBYc2fE2wAAAAUBAAAPAAAAZHJzL2Rvd25yZXYueG1s&#10;TI9BS8NAFITvgv9heYI3u7FqCDEvpRT1oIK09uJtm31Ngtm3Ibtt0n/f15MehxlmvikWk+vUkYbQ&#10;eka4nyWgiCtvW64Rtt+vdxmoEA1b03kmhBMFWJTXV4XJrR95TcdNrJWUcMgNQhNjn2sdqoacCTPf&#10;E4u394MzUeRQazuYUcpdp+dJkmpnWpaFxvS0aqj63Rwcwte2ehvf/frhJ7Orl8/2I+xpGRBvb6bl&#10;M6hIU/wLwwVf0KEUpp0/sA2qE51KECF9AnVxM/mxQ5hnj6DLQv+nL88AAAD//wMAUEsBAi0AFAAG&#10;AAgAAAAhALaDOJL+AAAA4QEAABMAAAAAAAAAAAAAAAAAAAAAAFtDb250ZW50X1R5cGVzXS54bWxQ&#10;SwECLQAUAAYACAAAACEAOP0h/9YAAACUAQAACwAAAAAAAAAAAAAAAAAvAQAAX3JlbHMvLnJlbHNQ&#10;SwECLQAUAAYACAAAACEAhTWZTV8CAADFBAAADgAAAAAAAAAAAAAAAAAuAgAAZHJzL2Uyb0RvYy54&#10;bWxQSwECLQAUAAYACAAAACEAWHNnxNsAAAAFAQAADwAAAAAAAAAAAAAAAAC5BAAAZHJzL2Rvd25y&#10;ZXYueG1sUEsFBgAAAAAEAAQA8wAAAMEFAAAAAA==&#10;" filled="f" strokecolor="#172c51" strokeweight="1pt">
+                    <v:oval w14:anchorId="63DB1D73" id="Oval 1" o:spid="_x0000_s1026" style="position:absolute;margin-left:.8pt;margin-top:3.25pt;width:8.6pt;height:10.95pt;z-index:251661312;visibility:visible;mso-wrap-style:square;mso-wrap-distance-left:9pt;mso-wrap-distance-top:0;mso-wrap-distance-right:9pt;mso-wrap-distance-bottom:0;mso-position-horizontal:absolute;mso-position-horizontal-relative:text;mso-position-vertical:absolute;mso-position-vertical-relative:text;v-text-anchor:middle" o:gfxdata="UEsDBBQABgAIAAAAIQC2gziS/gAAAOEBAAATAAAAW0NvbnRlbnRfVHlwZXNdLnhtbJSRQU7DMBBF&#10;90jcwfIWJU67QAgl6YK0S0CoHGBkTxKLZGx5TGhvj5O2G0SRWNoz/78nu9wcxkFMGNg6quQqL6RA&#10;0s5Y6ir5vt9lD1JwBDIwOMJKHpHlpr69KfdHjyxSmriSfYz+USnWPY7AufNIadK6MEJMx9ApD/oD&#10;OlTrorhX2lFEilmcO2RdNtjC5xDF9pCuTyYBB5bi6bQ4syoJ3g9WQ0ymaiLzg5KdCXlKLjvcW893&#10;SUOqXwnz5DrgnHtJTxOsQfEKIT7DmDSUCaxw7Rqn8787ZsmRM9e2VmPeBN4uqYvTtW7jvijg9N/y&#10;JsXecLq0q+WD6m8AAAD//wMAUEsDBBQABgAIAAAAIQA4/SH/1gAAAJQBAAALAAAAX3JlbHMvLnJl&#10;bHOkkMFqwzAMhu+DvYPRfXGawxijTi+j0GvpHsDYimMaW0Yy2fr2M4PBMnrbUb/Q94l/f/hMi1qR&#10;JVI2sOt6UJgd+ZiDgffL8ekFlFSbvV0oo4EbChzGx4f9GRdb25HMsYhqlCwG5lrLq9biZkxWOiqY&#10;22YiTra2kYMu1l1tQD30/bPm3wwYN0x18gb45AdQl1tp5j/sFB2T0FQ7R0nTNEV3j6o9feQzro1i&#10;OWA14Fm+Q8a1a8+Bvu/d/dMb2JY5uiPbhG/ktn4cqGU/er3pcvwCAAD//wMAUEsDBBQABgAIAAAA&#10;IQCFNZlNXwIAAMUEAAAOAAAAZHJzL2Uyb0RvYy54bWysVE1v2zAMvQ/YfxB0X2xn6VdQpwhSdBhQ&#10;tAHSoWdGlmIB+pqkxMl+/SjZSdp1p2EXhRLpR/LxMbd3e63IjvsgralpNSop4YbZRppNTX+8PHy5&#10;piREMA0oa3hNDzzQu9nnT7edm/Kxba1quCcIYsK0czVtY3TTogis5RrCyDpu0Cms1xDx6jdF46FD&#10;dK2KcVleFp31jfOW8RDw9b530lnGF4Kz+CxE4JGommJtMZ8+n+t0FrNbmG48uFayoQz4hyo0SINJ&#10;T1D3EIFsvfwApSXzNlgRR8zqwgohGc89YDdV+Uc3qxYcz70gOcGdaAr/D5Y97VZu6ZGGzoVpQDN1&#10;sRdep1+sj+wzWYcTWXwfCcPHqrwZj5FShq7q6015eZHILM4fOx/iN241SUZNuVLShdQOTGH3GGIf&#10;fYxKz8Y+SKXySJQhHeKOr8qUAlAZQkFEU7umpsFsKAG1Qcmx6DNksEo26fMEFPxmvVCe7ADHPplc&#10;jReTPqiFhvev1UWJ0H0NQ3iu/h1OKu4eQtt/kl29YrSMKFsldU2vEeeEpExKz7PwhhbPvCZrbZvD&#10;0hNveyUGxx4kJnmEEJfgUXrYLq5TfMZDKIsc2MGipLX+19/eUzwqAr2UdChl5OfnFjynRH03qJWb&#10;ajJJ2s+XycVVmpp/61m/9ZitXlikrcLFdSybKT6qoym81a+4dfOUFV1gGObuJzFcFrFfMdxbxufz&#10;HIZ6dxAfzcqxBJ54SvS+7F/Bu0EjEcX1ZI+y/6CTPrZXynwbrZBZRGdecYLpgruSZznsdVrGt/cc&#10;df73mf0GAAD//wMAUEsDBBQABgAIAAAAIQBYc2fE2wAAAAUBAAAPAAAAZHJzL2Rvd25yZXYueG1s&#10;TI9BS8NAFITvgv9heYI3u7FqCDEvpRT1oIK09uJtm31Ngtm3Ibtt0n/f15MehxlmvikWk+vUkYbQ&#10;eka4nyWgiCtvW64Rtt+vdxmoEA1b03kmhBMFWJTXV4XJrR95TcdNrJWUcMgNQhNjn2sdqoacCTPf&#10;E4u394MzUeRQazuYUcpdp+dJkmpnWpaFxvS0aqj63Rwcwte2ehvf/frhJ7Orl8/2I+xpGRBvb6bl&#10;M6hIU/wLwwVf0KEUpp0/sA2qE51KECF9AnVxM/mxQ5hnj6DLQv+nL88AAAD//wMAUEsBAi0AFAAG&#10;AAgAAAAhALaDOJL+AAAA4QEAABMAAAAAAAAAAAAAAAAAAAAAAFtDb250ZW50X1R5cGVzXS54bWxQ&#10;SwECLQAUAAYACAAAACEAOP0h/9YAAACUAQAACwAAAAAAAAAAAAAAAAAvAQAAX3JlbHMvLnJlbHNQ&#10;SwECLQAUAAYACAAAACEAhTWZTV8CAADFBAAADgAAAAAAAAAAAAAAAAAuAgAAZHJzL2Uyb0RvYy54&#10;bWxQSwECLQAUAAYACAAAACEAWHNnxNsAAAAFAQAADwAAAAAAAAAAAAAAAAC5BAAAZHJzL2Rvd25y&#10;ZXYueG1sUEsFBgAAAAAEAAQA8wAAAMEFAAAAAA==&#10;" filled="f" strokecolor="#172c51" strokeweight="1pt">
                       <v:stroke joinstyle="miter"/>
                     </v:oval>
                   </w:pict>
@@ -2580,16 +2536,16 @@
                 <w:noProof/>
               </w:rPr>
               <w:drawing>
-                <wp:anchor distT="0" distB="0" distL="114300" distR="114300" simplePos="0" relativeHeight="251665408" behindDoc="0" locked="0" layoutInCell="1" allowOverlap="1" wp14:anchorId="33785426" wp14:editId="20A81EA0">
+                <wp:anchor distT="0" distB="0" distL="114300" distR="114300" simplePos="0" relativeHeight="251665408" behindDoc="0" locked="0" layoutInCell="1" allowOverlap="1" wp14:anchorId="33785426" wp14:editId="2324A54E">
                   <wp:simplePos x="0" y="0"/>
                   <wp:positionH relativeFrom="column">
                     <wp:posOffset>3557270</wp:posOffset>
                   </wp:positionH>
                   <wp:positionV relativeFrom="paragraph">
-                    <wp:posOffset>-549909</wp:posOffset>
+                    <wp:posOffset>-416560</wp:posOffset>
                   </wp:positionV>
-                  <wp:extent cx="1202055" cy="1230346"/>
-                  <wp:effectExtent l="0" t="0" r="0" b="8255"/>
+                  <wp:extent cx="1133475" cy="1097280"/>
+                  <wp:effectExtent l="0" t="0" r="9525" b="7620"/>
                   <wp:wrapNone/>
                   <wp:docPr id="1041931820" name="Picture 5"/>
                   <wp:cNvGraphicFramePr>
@@ -2628,7 +2584,7 @@
                         <pic:spPr bwMode="auto">
                           <a:xfrm>
                             <a:off x="0" y="0"/>
-                            <a:ext cx="1207063" cy="1235471"/>
+                            <a:ext cx="1133475" cy="1097280"/>
                           </a:xfrm>
                           <a:prstGeom prst="rect">
                             <a:avLst/>
@@ -2737,7 +2693,7 @@
                 <w:noProof/>
               </w:rPr>
               <w:drawing>
-                <wp:anchor distT="0" distB="0" distL="114300" distR="114300" simplePos="0" relativeHeight="251663360" behindDoc="0" locked="0" layoutInCell="1" allowOverlap="1" wp14:anchorId="6280887F" wp14:editId="6CAB9758">
+                <wp:anchor distT="0" distB="0" distL="114300" distR="114300" simplePos="0" relativeHeight="251663360" behindDoc="0" locked="0" layoutInCell="1" allowOverlap="1" wp14:anchorId="6280887F" wp14:editId="68F7FF09">
                   <wp:simplePos x="0" y="0"/>
                   <wp:positionH relativeFrom="column">
                     <wp:posOffset>2328545</wp:posOffset>
@@ -3230,7 +3186,6 @@
     <w:r>
       <w:rPr>
         <w:rFonts w:asciiTheme="majorBidi" w:hAnsiTheme="majorBidi" w:cstheme="majorBidi"/>
-        <w:noProof/>
         <w:sz w:val="28"/>
         <w:szCs w:val="28"/>
       </w:rPr>
@@ -3247,7 +3202,7 @@
         <w:szCs w:val="20"/>
       </w:rPr>
       <w:drawing>
-        <wp:anchor distT="0" distB="0" distL="114300" distR="114300" simplePos="0" relativeHeight="251657216" behindDoc="1" locked="0" layoutInCell="1" allowOverlap="1" wp14:anchorId="05A65A65" wp14:editId="59E676EF">
+        <wp:anchor distT="0" distB="0" distL="114300" distR="114300" simplePos="0" relativeHeight="251663360" behindDoc="1" locked="0" layoutInCell="1" allowOverlap="1" wp14:anchorId="05A65A65" wp14:editId="59E676EF">
           <wp:simplePos x="0" y="0"/>
           <wp:positionH relativeFrom="page">
             <wp:posOffset>-11875</wp:posOffset>
@@ -3551,7 +3506,6 @@
             <w:r>
               <w:rPr>
                 <w:rFonts w:ascii="Century" w:hAnsi="Century" w:cs="Times New Roman"/>
-                <w:noProof/>
                 <w:sz w:val="28"/>
                 <w:szCs w:val="28"/>
               </w:rPr>
@@ -3688,7 +3642,7 @@
           <v:path o:extrusionok="f" gradientshapeok="t" o:connecttype="rect"/>
           <o:lock v:ext="edit" aspectratio="t"/>
         </v:shapetype>
-        <v:shape id="WordPictureWatermark280943188" o:spid="_x0000_s1029" type="#_x0000_t75" style="position:absolute;margin-left:0;margin-top:0;width:346.5pt;height:279.9pt;z-index:-251657216;mso-position-horizontal:center;mso-position-horizontal-relative:margin;mso-position-vertical:center;mso-position-vertical-relative:margin" o:allowincell="f">
+        <v:shape id="WordPictureWatermark280943188" o:spid="_x0000_s1029" type="#_x0000_t75" style="position:absolute;margin-left:0;margin-top:0;width:346.5pt;height:279.9pt;z-index:-251651072;mso-position-horizontal:center;mso-position-horizontal-relative:margin;mso-position-vertical:center;mso-position-vertical-relative:margin" o:allowincell="f">
           <v:imagedata r:id="rId1" o:title="Picture2" gain="19661f" blacklevel="22938f"/>
           <w10:wrap anchorx="margin" anchory="margin"/>
         </v:shape>
@@ -3717,7 +3671,7 @@
         <w:szCs w:val="26"/>
       </w:rPr>
       <w:drawing>
-        <wp:anchor distT="0" distB="0" distL="114300" distR="114300" simplePos="0" relativeHeight="251655168" behindDoc="1" locked="0" layoutInCell="1" allowOverlap="1" wp14:anchorId="618DE6FD" wp14:editId="1BE3733F">
+        <wp:anchor distT="0" distB="0" distL="114300" distR="114300" simplePos="0" relativeHeight="251658240" behindDoc="1" locked="0" layoutInCell="1" allowOverlap="1" wp14:anchorId="618DE6FD" wp14:editId="1BE3733F">
           <wp:simplePos x="0" y="0"/>
           <wp:positionH relativeFrom="margin">
             <wp:align>right</wp:align>
@@ -3814,7 +3768,7 @@
           <v:path o:extrusionok="f" gradientshapeok="t" o:connecttype="rect"/>
           <o:lock v:ext="edit" aspectratio="t"/>
         </v:shapetype>
-        <v:shape id="WordPictureWatermark280943189" o:spid="_x0000_s1030" type="#_x0000_t75" style="position:absolute;margin-left:0;margin-top:0;width:346.5pt;height:279.9pt;z-index:-251656192;mso-position-horizontal:center;mso-position-horizontal-relative:margin;mso-position-vertical:center;mso-position-vertical-relative:margin" o:allowincell="f">
+        <v:shape id="WordPictureWatermark280943189" o:spid="_x0000_s1030" type="#_x0000_t75" style="position:absolute;margin-left:0;margin-top:0;width:346.5pt;height:279.9pt;z-index:-251650048;mso-position-horizontal:center;mso-position-horizontal-relative:margin;mso-position-vertical:center;mso-position-vertical-relative:margin" o:allowincell="f">
           <v:imagedata r:id="rId2" o:title="Picture2" gain="19661f" blacklevel="22938f"/>
           <w10:wrap anchorx="margin" anchory="margin"/>
         </v:shape>
@@ -3852,7 +3806,6 @@
     <w:r>
       <w:rPr>
         <w:rFonts w:ascii="Century" w:hAnsi="Century" w:cs="Times New Roman"/>
-        <w:noProof/>
         <w:sz w:val="28"/>
         <w:szCs w:val="28"/>
       </w:rPr>
@@ -3883,7 +3836,7 @@
         <w:szCs w:val="28"/>
       </w:rPr>
       <w:drawing>
-        <wp:anchor distT="0" distB="0" distL="114300" distR="114300" simplePos="0" relativeHeight="251656192" behindDoc="1" locked="0" layoutInCell="1" allowOverlap="1" wp14:anchorId="796D8909" wp14:editId="7A2F12C8">
+        <wp:anchor distT="0" distB="0" distL="114300" distR="114300" simplePos="0" relativeHeight="251661312" behindDoc="1" locked="0" layoutInCell="1" allowOverlap="1" wp14:anchorId="796D8909" wp14:editId="7A2F12C8">
           <wp:simplePos x="0" y="0"/>
           <wp:positionH relativeFrom="margin">
             <wp:posOffset>3219450</wp:posOffset>
@@ -3973,7 +3926,7 @@
           <v:path o:extrusionok="f" gradientshapeok="t" o:connecttype="rect"/>
           <o:lock v:ext="edit" aspectratio="t"/>
         </v:shapetype>
-        <v:shape id="WordPictureWatermark280943187" o:spid="_x0000_s1028" type="#_x0000_t75" style="position:absolute;margin-left:0;margin-top:0;width:346.5pt;height:279.9pt;z-index:-251658240;mso-position-horizontal:center;mso-position-horizontal-relative:margin;mso-position-vertical:center;mso-position-vertical-relative:margin" o:allowincell="f">
+        <v:shape id="WordPictureWatermark280943187" o:spid="_x0000_s1028" type="#_x0000_t75" style="position:absolute;margin-left:0;margin-top:0;width:346.5pt;height:279.9pt;z-index:-251652096;mso-position-horizontal:center;mso-position-horizontal-relative:margin;mso-position-vertical:center;mso-position-vertical-relative:margin" o:allowincell="f">
           <v:imagedata r:id="rId2" o:title="Picture2" gain="19661f" blacklevel="22938f"/>
           <w10:wrap anchorx="margin" anchory="margin"/>
         </v:shape>
@@ -4018,7 +3971,6 @@
     <w:r>
       <w:rPr>
         <w:rFonts w:ascii="Century" w:hAnsi="Century" w:cs="Times New Roman"/>
-        <w:noProof/>
         <w:sz w:val="28"/>
         <w:szCs w:val="28"/>
       </w:rPr>
@@ -6235,13 +6187,12 @@
   </w:compat>
   <w:rsids>
     <w:rsidRoot w:val="00984FA9"/>
-    <w:rsid w:val="00426141"/>
+    <w:rsid w:val="00002AB8"/>
+    <w:rsid w:val="000A22D8"/>
     <w:rsid w:val="004B2240"/>
     <w:rsid w:val="00554FC4"/>
-    <w:rsid w:val="009608A3"/>
     <w:rsid w:val="00984FA9"/>
-    <w:rsid w:val="00EC7290"/>
-    <w:rsid w:val="00FA0FD3"/>
+    <w:rsid w:val="00CD3E2E"/>
   </w:rsids>
   <m:mathPr>
     <m:mathFont m:val="Cambria Math"/>
